--- a/docs/[TEMP]-Comparative-Perspectives-on-People-Analytics-and-Business-Analytics-Research-Integration.docx
+++ b/docs/[TEMP]-Comparative-Perspectives-on-People-Analytics-and-Business-Analytics-Research-Integration.docx
@@ -31,7 +31,7 @@
         <w:pStyle w:val="Date"/>
       </w:pPr>
       <w:r>
-        <w:t xml:space="preserve">Sun, 30 November 2025</w:t>
+        <w:t xml:space="preserve">Thu, 5 March 2026</w:t>
       </w:r>
     </w:p>
     <w:sdt>
